--- a/Practical-5/Practical-5 (WDF).docx
+++ b/Practical-5/Practical-5 (WDF).docx
@@ -288,11 +288,19 @@
         </w:rPr>
         <w:t xml:space="preserve">Yes, appropriate HTML5 input types </w:t>
       </w:r>
-      <w:r>
-        <w:rPr>
-          <w:bCs/>
-        </w:rPr>
-        <w:t xml:space="preserve">is </w:t>
+      <w:proofErr w:type="gramStart"/>
+      <w:r>
+        <w:rPr>
+          <w:bCs/>
+        </w:rPr>
+        <w:t>is</w:t>
+      </w:r>
+      <w:proofErr w:type="gramEnd"/>
+      <w:r>
+        <w:rPr>
+          <w:bCs/>
+        </w:rPr>
+        <w:t xml:space="preserve"> </w:t>
       </w:r>
       <w:r>
         <w:rPr>
@@ -829,7 +837,21 @@
         <w:rPr>
           <w:bCs/>
         </w:rPr>
-        <w:t>n the current code, errors are displayed using JavaScript alert() messages</w:t>
+        <w:t xml:space="preserve">n the current code, errors are displayed using JavaScript </w:t>
+      </w:r>
+      <w:proofErr w:type="gramStart"/>
+      <w:r>
+        <w:rPr>
+          <w:bCs/>
+        </w:rPr>
+        <w:t>alert(</w:t>
+      </w:r>
+      <w:proofErr w:type="gramEnd"/>
+      <w:r>
+        <w:rPr>
+          <w:bCs/>
+        </w:rPr>
+        <w:t>) messages</w:t>
       </w:r>
       <w:r>
         <w:rPr>
@@ -1042,7 +1064,21 @@
         <w:rPr>
           <w:bCs/>
         </w:rPr>
-        <w:t>he JavaScript provides some keyboard-friendly behavior because after an invalid input, the .focus() method moves the keyboard focus to the incorrect field.</w:t>
+        <w:t xml:space="preserve">he JavaScript provides some keyboard-friendly behavior because after an invalid input, </w:t>
+      </w:r>
+      <w:proofErr w:type="gramStart"/>
+      <w:r>
+        <w:rPr>
+          <w:bCs/>
+        </w:rPr>
+        <w:t>the .focus</w:t>
+      </w:r>
+      <w:proofErr w:type="gramEnd"/>
+      <w:r>
+        <w:rPr>
+          <w:bCs/>
+        </w:rPr>
+        <w:t>() method moves the keyboard focus to the incorrect field.</w:t>
       </w:r>
     </w:p>
     <w:p>
@@ -1182,10 +1218,18 @@
         <w:t xml:space="preserve"> </w:t>
       </w:r>
       <w:r>
-        <w:t>(after all the regex validations</w:t>
-      </w:r>
-      <w:r>
-        <w:t>(for username and password)</w:t>
+        <w:t xml:space="preserve">(after all the regex </w:t>
+      </w:r>
+      <w:proofErr w:type="gramStart"/>
+      <w:r>
+        <w:t>validations</w:t>
+      </w:r>
+      <w:r>
+        <w:t>(</w:t>
+      </w:r>
+      <w:proofErr w:type="gramEnd"/>
+      <w:r>
+        <w:t>for username and password)</w:t>
       </w:r>
       <w:r>
         <w:t>):</w:t>
@@ -1193,6 +1237,9 @@
     </w:p>
     <w:p>
       <w:r>
+        <w:rPr>
+          <w:noProof/>
+        </w:rPr>
         <w:drawing>
           <wp:inline distT="0" distB="0" distL="0" distR="0" wp14:anchorId="5672E5E1" wp14:editId="7CA7D1F8">
             <wp:extent cx="5943600" cy="2788285"/>
@@ -1238,6 +1285,9 @@
     </w:p>
     <w:p>
       <w:r>
+        <w:rPr>
+          <w:noProof/>
+        </w:rPr>
         <w:drawing>
           <wp:inline distT="0" distB="0" distL="0" distR="0" wp14:anchorId="1C0C67BF" wp14:editId="4B807831">
             <wp:extent cx="5943600" cy="2748915"/>
@@ -1289,6 +1339,9 @@
     </w:p>
     <w:p>
       <w:r>
+        <w:rPr>
+          <w:noProof/>
+        </w:rPr>
         <w:drawing>
           <wp:inline distT="0" distB="0" distL="0" distR="0" wp14:anchorId="75823064" wp14:editId="169B6828">
             <wp:extent cx="5943600" cy="2772410"/>
@@ -1334,6 +1387,9 @@
     </w:p>
     <w:p>
       <w:r>
+        <w:rPr>
+          <w:noProof/>
+        </w:rPr>
         <w:drawing>
           <wp:inline distT="0" distB="0" distL="0" distR="0" wp14:anchorId="5D044CFC" wp14:editId="48772F31">
             <wp:extent cx="5943600" cy="2798445"/>
@@ -1385,6 +1441,9 @@
     </w:p>
     <w:p>
       <w:r>
+        <w:rPr>
+          <w:noProof/>
+        </w:rPr>
         <w:drawing>
           <wp:inline distT="0" distB="0" distL="0" distR="0" wp14:anchorId="6F13123C" wp14:editId="50B27E06">
             <wp:extent cx="5943600" cy="2800350"/>
@@ -1430,6 +1489,9 @@
     </w:p>
     <w:p>
       <w:r>
+        <w:rPr>
+          <w:noProof/>
+        </w:rPr>
         <w:drawing>
           <wp:inline distT="0" distB="0" distL="0" distR="0" wp14:anchorId="68F3EE09" wp14:editId="42E4268F">
             <wp:extent cx="5943600" cy="2780665"/>
@@ -1500,6 +1562,9 @@
         <w:pStyle w:val="ListParagraph"/>
       </w:pPr>
       <w:r>
+        <w:rPr>
+          <w:noProof/>
+        </w:rPr>
         <w:drawing>
           <wp:inline distT="0" distB="0" distL="0" distR="0" wp14:anchorId="43A63C69" wp14:editId="418E8112">
             <wp:extent cx="5943600" cy="2820670"/>
@@ -1560,6 +1625,9 @@
         <w:pStyle w:val="ListParagraph"/>
       </w:pPr>
       <w:r>
+        <w:rPr>
+          <w:noProof/>
+        </w:rPr>
         <w:drawing>
           <wp:inline distT="0" distB="0" distL="0" distR="0" wp14:anchorId="65AE214A" wp14:editId="38C48670">
             <wp:extent cx="5943600" cy="2814955"/>
@@ -1628,6 +1696,9 @@
         <w:pStyle w:val="ListParagraph"/>
       </w:pPr>
       <w:r>
+        <w:rPr>
+          <w:noProof/>
+        </w:rPr>
         <w:drawing>
           <wp:inline distT="0" distB="0" distL="0" distR="0" wp14:anchorId="51315C3F" wp14:editId="1A1E1E67">
             <wp:extent cx="5943600" cy="2817495"/>
@@ -1699,64 +1770,62 @@
     </w:p>
     <w:p>
       <w:pPr>
-        <w:pStyle w:val="Heading2"/>
-        <w:ind w:left="360"/>
-        <w:rPr>
-          <w:rFonts w:ascii="Times New Roman" w:eastAsia="Times New Roman" w:hAnsi="Times New Roman" w:cstheme="minorBidi"/>
-          <w:bCs/>
-          <w:color w:val="auto"/>
+        <w:pStyle w:val="ListParagraph"/>
+        <w:numPr>
+          <w:ilvl w:val="0"/>
+          <w:numId w:val="1"/>
+        </w:numPr>
+        <w:rPr>
+          <w:bCs/>
+        </w:rPr>
+      </w:pPr>
+      <w:r>
+        <w:rPr>
+          <w:rFonts w:asciiTheme="majorHAnsi" w:eastAsiaTheme="majorEastAsia" w:hAnsiTheme="majorHAnsi" w:cstheme="majorBidi"/>
+          <w:color w:val="2F5496" w:themeColor="accent1" w:themeShade="BF"/>
+          <w:sz w:val="32"/>
+          <w:szCs w:val="32"/>
+        </w:rPr>
+        <w:t>https://github.com/princemerja2/WDF/tree/main/Practical-5</w:t>
+      </w:r>
+    </w:p>
+    <w:p>
+      <w:pPr>
+        <w:rPr>
+          <w:bCs/>
+        </w:rPr>
+      </w:pPr>
+    </w:p>
+    <w:p>
+      <w:pPr>
+        <w:spacing w:after="0" w:line="240" w:lineRule="auto"/>
+        <w:rPr>
+          <w:rFonts w:hAnsi="Symbol"/>
+          <w:bCs/>
+        </w:rPr>
+      </w:pPr>
+      <w:proofErr w:type="gramStart"/>
+      <w:r>
+        <w:rPr>
+          <w:bCs/>
           <w:sz w:val="28"/>
-          <w:szCs w:val="22"/>
-        </w:rPr>
-      </w:pPr>
-      <w:hyperlink r:id="rId16" w:history="1">
-        <w:r>
-          <w:rPr>
-            <w:rStyle w:val="Hyperlink"/>
-            <w:rFonts w:ascii="Times New Roman" w:eastAsia="Times New Roman" w:hAnsi="Times New Roman" w:cstheme="minorBidi"/>
-            <w:bCs/>
-            <w:sz w:val="28"/>
-            <w:szCs w:val="22"/>
-          </w:rPr>
-          <w:t>https://github.com/shiloni28/WDF.git</w:t>
-        </w:r>
-      </w:hyperlink>
-    </w:p>
-    <w:p>
-      <w:pPr>
-        <w:rPr>
-          <w:bCs/>
-        </w:rPr>
-      </w:pPr>
-    </w:p>
-    <w:p>
-      <w:pPr>
-        <w:rPr>
-          <w:bCs/>
-        </w:rPr>
-      </w:pPr>
-    </w:p>
-    <w:p>
-      <w:pPr>
-        <w:spacing w:after="0" w:line="240" w:lineRule="auto"/>
-        <w:rPr>
-          <w:rFonts w:hAnsi="Symbol"/>
-          <w:bCs/>
-        </w:rPr>
-      </w:pPr>
+        </w:rPr>
+        <w:t>E.</w:t>
+      </w:r>
       <w:r>
         <w:rPr>
           <w:bCs/>
           <w:sz w:val="28"/>
         </w:rPr>
-        <w:t>E.</w:t>
-      </w:r>
+        <w:t>Challenges</w:t>
+      </w:r>
+      <w:proofErr w:type="gramEnd"/>
       <w:r>
         <w:rPr>
           <w:bCs/>
           <w:sz w:val="28"/>
         </w:rPr>
-        <w:t>Challenges Faced:</w:t>
+        <w:t xml:space="preserve"> Faced:</w:t>
       </w:r>
       <w:r>
         <w:rPr>
@@ -1953,6 +2022,7 @@
           <w:szCs w:val="22"/>
         </w:rPr>
       </w:pPr>
+      <w:proofErr w:type="gramStart"/>
       <w:r>
         <w:rPr>
           <w:rFonts w:ascii="Times New Roman" w:eastAsia="Times New Roman" w:hAnsi="Times New Roman" w:cstheme="minorBidi"/>
@@ -1961,7 +2031,18 @@
           <w:sz w:val="28"/>
           <w:szCs w:val="22"/>
         </w:rPr>
-        <w:t>F.Learning Outcomes:</w:t>
+        <w:t>F.Learning</w:t>
+      </w:r>
+      <w:proofErr w:type="gramEnd"/>
+      <w:r>
+        <w:rPr>
+          <w:rFonts w:ascii="Times New Roman" w:eastAsia="Times New Roman" w:hAnsi="Times New Roman" w:cstheme="minorBidi"/>
+          <w:bCs/>
+          <w:color w:val="auto"/>
+          <w:sz w:val="28"/>
+          <w:szCs w:val="22"/>
+        </w:rPr>
+        <w:t xml:space="preserve"> Outcomes:</w:t>
       </w:r>
       <w:r>
         <w:rPr>
@@ -2094,8 +2175,8 @@
       </w:r>
     </w:p>
     <w:sectPr>
-      <w:headerReference w:type="default" r:id="rId17"/>
-      <w:footerReference w:type="default" r:id="rId18"/>
+      <w:headerReference w:type="default" r:id="rId16"/>
+      <w:footerReference w:type="default" r:id="rId17"/>
       <w:pgSz w:w="12240" w:h="15840"/>
       <w:pgMar w:top="1440" w:right="1440" w:bottom="1440" w:left="1440" w:header="720" w:footer="720" w:gutter="0"/>
       <w:cols w:space="720"/>
@@ -2138,7 +2219,10 @@
       <w:jc w:val="right"/>
     </w:pPr>
     <w:r>
-      <w:t xml:space="preserve">25DCE047                                                                                                                                        </w:t>
+      <w:t>25DCE057</w:t>
+    </w:r>
+    <w:r>
+      <w:t xml:space="preserve">                                                                                                                                        </w:t>
     </w:r>
     <w:sdt>
       <w:sdtPr>
@@ -4493,6 +4577,7 @@
   <w:style w:type="character" w:default="1" w:styleId="DefaultParagraphFont">
     <w:name w:val="Default Paragraph Font"/>
     <w:uiPriority w:val="1"/>
+    <w:semiHidden/>
     <w:unhideWhenUsed/>
   </w:style>
   <w:style w:type="table" w:default="1" w:styleId="TableNormal">
@@ -4915,6 +5000,18 @@
       </w:tblBorders>
     </w:tblPr>
   </w:style>
+  <w:style w:type="character" w:styleId="UnresolvedMention">
+    <w:name w:val="Unresolved Mention"/>
+    <w:basedOn w:val="DefaultParagraphFont"/>
+    <w:uiPriority w:val="99"/>
+    <w:semiHidden/>
+    <w:unhideWhenUsed/>
+    <w:rsid w:val="002263C0"/>
+    <w:rPr>
+      <w:color w:val="605E5C"/>
+      <w:shd w:val="clear" w:color="auto" w:fill="E1DFDD"/>
+    </w:rPr>
+  </w:style>
 </w:styles>
 </file>
 
